--- a/ind/docx/010.content.docx
+++ b/ind/docx/010.content.docx
@@ -150,26 +150,6 @@
           <w:lang w:val="id_ID" w:bidi="id_ID"/>
         </w:rPr>
         <w:t>L</w:t>
-      </w:r>
-      <w:r>
-        <w:rPr>
-          <w:lang w:val="id_ID" w:bidi="id_ID"/>
-        </w:rPr>
-      </w:r>
-    </w:p>
-    <w:p>
-      <w:pPr/>
-      <w:r>
-        <w:rPr>
-          <w:lang w:val="id_ID" w:bidi="id_ID"/>
-        </w:rPr>
-      </w:r>
-      <w:r>
-        <w:rPr>
-          <w:i/>
-          <w:lang w:val="id_ID" w:bidi="id_ID"/>
-        </w:rPr>
-        <w:t>Libia, Bangsa Libia, Lidah Api</w:t>
       </w:r>
       <w:r>
         <w:rPr>

--- a/ind/docx/010.content.docx
+++ b/ind/docx/010.content.docx
@@ -19,7 +19,7 @@
         <w:rPr>
           <w:lang w:val="id_ID" w:bidi="id_ID"/>
         </w:rPr>
-        <w:t>Resource: Kamus Alkitab (Tyndale)</w:t>
+        <w:t>Resource: Tyndale Open Bible Dictionary</w:t>
       </w:r>
       <w:r>
         <w:rPr>
@@ -112,7 +112,7 @@
         <w:rPr>
           <w:lang w:val="id_ID" w:bidi="id_ID"/>
         </w:rPr>
-        <w:t>Kamus Alkitab (Tyndale)</w:t>
+        <w:t>Tyndale Open Bible Dictionary</w:t>
       </w:r>
     </w:p>
     <w:p>

--- a/ind/docx/010.content.docx
+++ b/ind/docx/010.content.docx
@@ -19,7 +19,7 @@
         <w:rPr>
           <w:lang w:val="id_ID" w:bidi="id_ID"/>
         </w:rPr>
-        <w:t>Resource: Tyndale Open Bible Dictionary</w:t>
+        <w:t>Resource: Aquifer Open Bible Dictionary</w:t>
       </w:r>
       <w:r>
         <w:rPr>
@@ -112,7 +112,7 @@
         <w:rPr>
           <w:lang w:val="id_ID" w:bidi="id_ID"/>
         </w:rPr>
-        <w:t>Tyndale Open Bible Dictionary</w:t>
+        <w:t>Aquifer Open Bible Dictionary</w:t>
       </w:r>
     </w:p>
     <w:p>

--- a/ind/docx/010.content.docx
+++ b/ind/docx/010.content.docx
@@ -258,108 +258,72 @@
         </w:rPr>
         <w:t>Sejak abad ke-12 SM, orang Libia bertugas sebagai tentara Mesir dan Etiopia (</w:t>
       </w:r>
-      <w:hyperlink r:id="rId13">
-        <w:r>
-          <w:rPr>
-            <w:lang w:val="id_ID" w:bidi="id_ID"/>
-          </w:rPr>
-          <w:rPr>
-            <w:color w:val="0000EE"/>
-            <w:u w:val="single"/>
-          </w:rPr>
-          <w:t>2Taw. 12:3</w:t>
-        </w:r>
-      </w:hyperlink>
+      <w:r>
+        <w:rPr>
+          <w:lang w:val="id_ID" w:bidi="id_ID"/>
+        </w:rPr>
+        <w:t>2Taw. 12:3</w:t>
+      </w:r>
       <w:r>
         <w:rPr>
           <w:lang w:val="id_ID" w:bidi="id_ID"/>
         </w:rPr>
         <w:t xml:space="preserve">; </w:t>
       </w:r>
-      <w:hyperlink r:id="rId14">
-        <w:r>
-          <w:rPr>
-            <w:lang w:val="id_ID" w:bidi="id_ID"/>
-          </w:rPr>
-          <w:rPr>
-            <w:color w:val="0000EE"/>
-            <w:u w:val="single"/>
-          </w:rPr>
-          <w:t>16:8</w:t>
-        </w:r>
-      </w:hyperlink>
+      <w:r>
+        <w:rPr>
+          <w:lang w:val="id_ID" w:bidi="id_ID"/>
+        </w:rPr>
+        <w:t>16:8</w:t>
+      </w:r>
       <w:r>
         <w:rPr>
           <w:lang w:val="id_ID" w:bidi="id_ID"/>
         </w:rPr>
         <w:t xml:space="preserve">; </w:t>
       </w:r>
-      <w:hyperlink r:id="rId15">
-        <w:r>
-          <w:rPr>
-            <w:lang w:val="id_ID" w:bidi="id_ID"/>
-          </w:rPr>
-          <w:rPr>
-            <w:color w:val="0000EE"/>
-            <w:u w:val="single"/>
-          </w:rPr>
-          <w:t>Nah. 3:9</w:t>
-        </w:r>
-      </w:hyperlink>
+      <w:r>
+        <w:rPr>
+          <w:lang w:val="id_ID" w:bidi="id_ID"/>
+        </w:rPr>
+        <w:t>Nah. 3:9</w:t>
+      </w:r>
       <w:r>
         <w:rPr>
           <w:lang w:val="id_ID" w:bidi="id_ID"/>
         </w:rPr>
         <w:t>). Sisak, sang penyerbu besar, juga berasal dari Libia. Yehezkiel bernubuat bahwa Libia akan berbagi dalam kehancuran bangsa-bangsa (</w:t>
       </w:r>
-      <w:hyperlink r:id="rId16">
-        <w:r>
-          <w:rPr>
-            <w:lang w:val="id_ID" w:bidi="id_ID"/>
-          </w:rPr>
-          <w:rPr>
-            <w:color w:val="0000EE"/>
-            <w:u w:val="single"/>
-          </w:rPr>
-          <w:t>Yeh. 30:5</w:t>
-        </w:r>
-      </w:hyperlink>
+      <w:r>
+        <w:rPr>
+          <w:lang w:val="id_ID" w:bidi="id_ID"/>
+        </w:rPr>
+        <w:t>Yeh. 30:5</w:t>
+      </w:r>
       <w:r>
         <w:rPr>
           <w:lang w:val="id_ID" w:bidi="id_ID"/>
         </w:rPr>
         <w:t xml:space="preserve">), dan orang Libia dihitung di antara orang-orang yang dipaksa tunduk, seperti tertulis dalam dalam </w:t>
       </w:r>
-      <w:hyperlink r:id="rId17">
-        <w:r>
-          <w:rPr>
-            <w:lang w:val="id_ID" w:bidi="id_ID"/>
-          </w:rPr>
-          <w:rPr>
-            <w:color w:val="0000EE"/>
-            <w:u w:val="single"/>
-          </w:rPr>
-          <w:t>Dan. 11:43</w:t>
-        </w:r>
-      </w:hyperlink>
+      <w:r>
+        <w:rPr>
+          <w:lang w:val="id_ID" w:bidi="id_ID"/>
+        </w:rPr>
+        <w:t>Dan. 11:43</w:t>
+      </w:r>
       <w:r>
         <w:rPr>
           <w:lang w:val="id_ID" w:bidi="id_ID"/>
         </w:rPr>
         <w:t xml:space="preserve">. Ada referensi singkat tentang orang Libia (Ibrani, "Pul") dalam </w:t>
       </w:r>
-      <w:hyperlink r:id="rId18">
-        <w:r>
-          <w:rPr>
-            <w:lang w:val="id_ID" w:bidi="id_ID"/>
-          </w:rPr>
-          <w:rPr>
-            <w:color w:val="0000EE"/>
-            <w:u w:val="single"/>
-          </w:rPr>
-          <w:t>Yes. 66:19</w:t>
-        </w:r>
-      </w:hyperlink>
+      <w:r>
+        <w:rPr>
+          <w:lang w:val="id_ID" w:bidi="id_ID"/>
+        </w:rPr>
+        <w:t>Yes. 66:19</w:t>
+      </w:r>
       <w:r>
         <w:rPr>
           <w:lang w:val="id_ID" w:bidi="id_ID"/>
@@ -380,72 +344,48 @@
         </w:rPr>
         <w:t>Simon, seorang pria dari Kirene di Libia timur, dipaksa untuk memikul salib Yesus (</w:t>
       </w:r>
-      <w:hyperlink r:id="rId19">
-        <w:r>
-          <w:rPr>
-            <w:lang w:val="id_ID" w:bidi="id_ID"/>
-          </w:rPr>
-          <w:rPr>
-            <w:color w:val="0000EE"/>
-            <w:u w:val="single"/>
-          </w:rPr>
-          <w:t>Mat. 27:32</w:t>
-        </w:r>
-      </w:hyperlink>
+      <w:r>
+        <w:rPr>
+          <w:lang w:val="id_ID" w:bidi="id_ID"/>
+        </w:rPr>
+        <w:t>Mat. 27:32</w:t>
+      </w:r>
       <w:r>
         <w:rPr>
           <w:lang w:val="id_ID" w:bidi="id_ID"/>
         </w:rPr>
         <w:t xml:space="preserve">; </w:t>
       </w:r>
-      <w:hyperlink r:id="rId20">
-        <w:r>
-          <w:rPr>
-            <w:lang w:val="id_ID" w:bidi="id_ID"/>
-          </w:rPr>
-          <w:rPr>
-            <w:color w:val="0000EE"/>
-            <w:u w:val="single"/>
-          </w:rPr>
-          <w:t>Mrk. 15:21</w:t>
-        </w:r>
-      </w:hyperlink>
+      <w:r>
+        <w:rPr>
+          <w:lang w:val="id_ID" w:bidi="id_ID"/>
+        </w:rPr>
+        <w:t>Mrk. 15:21</w:t>
+      </w:r>
       <w:r>
         <w:rPr>
           <w:lang w:val="id_ID" w:bidi="id_ID"/>
         </w:rPr>
         <w:t xml:space="preserve">; </w:t>
       </w:r>
-      <w:hyperlink r:id="rId21">
-        <w:r>
-          <w:rPr>
-            <w:lang w:val="id_ID" w:bidi="id_ID"/>
-          </w:rPr>
-          <w:rPr>
-            <w:color w:val="0000EE"/>
-            <w:u w:val="single"/>
-          </w:rPr>
-          <w:t>Luk. 23:26</w:t>
-        </w:r>
-      </w:hyperlink>
+      <w:r>
+        <w:rPr>
+          <w:lang w:val="id_ID" w:bidi="id_ID"/>
+        </w:rPr>
+        <w:t>Luk. 23:26</w:t>
+      </w:r>
       <w:r>
         <w:rPr>
           <w:lang w:val="id_ID" w:bidi="id_ID"/>
         </w:rPr>
         <w:t>). Orang-orang Libia tercatat ada di antara kerumunan besar di Yerusalem pada Hari Pentakosta (</w:t>
       </w:r>
-      <w:hyperlink r:id="rId22">
-        <w:r>
-          <w:rPr>
-            <w:lang w:val="id_ID" w:bidi="id_ID"/>
-          </w:rPr>
-          <w:rPr>
-            <w:color w:val="0000EE"/>
-            <w:u w:val="single"/>
-          </w:rPr>
-          <w:t>Kisah 2:10</w:t>
-        </w:r>
-      </w:hyperlink>
+      <w:r>
+        <w:rPr>
+          <w:lang w:val="id_ID" w:bidi="id_ID"/>
+        </w:rPr>
+        <w:t>Kisah 2:10</w:t>
+      </w:r>
       <w:r>
         <w:rPr>
           <w:lang w:val="id_ID" w:bidi="id_ID"/>
@@ -500,54 +440,36 @@
         </w:rPr>
         <w:t xml:space="preserve">Sebuah frasa dalam </w:t>
       </w:r>
-      <w:hyperlink r:id="rId23">
-        <w:r>
-          <w:rPr>
-            <w:lang w:val="id_ID" w:bidi="id_ID"/>
-          </w:rPr>
-          <w:rPr>
-            <w:color w:val="0000EE"/>
-            <w:u w:val="single"/>
-          </w:rPr>
-          <w:t>Kisah 2:3</w:t>
-        </w:r>
-      </w:hyperlink>
+      <w:r>
+        <w:rPr>
+          <w:lang w:val="id_ID" w:bidi="id_ID"/>
+        </w:rPr>
+        <w:t>Kisah 2:3</w:t>
+      </w:r>
       <w:r>
         <w:rPr>
           <w:lang w:val="id_ID" w:bidi="id_ID"/>
         </w:rPr>
         <w:t>, menggambarkan penampilan fisik Roh Kudus. Lidah-lidah api tampaknya memenuhi nubuatan Yohanes Pembaptis bahwa Dia Yang Akan Datang akan membaptis dengan Roh Kudus dan api (</w:t>
       </w:r>
-      <w:hyperlink r:id="rId24">
-        <w:r>
-          <w:rPr>
-            <w:lang w:val="id_ID" w:bidi="id_ID"/>
-          </w:rPr>
-          <w:rPr>
-            <w:color w:val="0000EE"/>
-            <w:u w:val="single"/>
-          </w:rPr>
-          <w:t>Mat. 3:11</w:t>
-        </w:r>
-      </w:hyperlink>
+      <w:r>
+        <w:rPr>
+          <w:lang w:val="id_ID" w:bidi="id_ID"/>
+        </w:rPr>
+        <w:t>Mat. 3:11</w:t>
+      </w:r>
       <w:r>
         <w:rPr>
           <w:lang w:val="id_ID" w:bidi="id_ID"/>
         </w:rPr>
         <w:t xml:space="preserve">; </w:t>
       </w:r>
-      <w:hyperlink r:id="rId25">
-        <w:r>
-          <w:rPr>
-            <w:lang w:val="id_ID" w:bidi="id_ID"/>
-          </w:rPr>
-          <w:rPr>
-            <w:color w:val="0000EE"/>
-            <w:u w:val="single"/>
-          </w:rPr>
-          <w:t>Luk. 3:16</w:t>
-        </w:r>
-      </w:hyperlink>
+      <w:r>
+        <w:rPr>
+          <w:lang w:val="id_ID" w:bidi="id_ID"/>
+        </w:rPr>
+        <w:t>Luk. 3:16</w:t>
+      </w:r>
       <w:r>
         <w:rPr>
           <w:lang w:val="id_ID" w:bidi="id_ID"/>
